--- a/projects/数据分析项目功能分析.docx
+++ b/projects/数据分析项目功能分析.docx
@@ -5334,7 +5334,7 @@
             <v:imagedata r:id="rId9" o:title=""/>
             <o:lock v:ext="edit" aspectratio="f"/>
           </v:shape>
-          <o:OLEObject Type="Embed" ProgID="Visio.Drawing.11" ShapeID="_x0000_i1025" DrawAspect="Content" ObjectID="_1619286710" r:id="rId10"/>
+          <o:OLEObject Type="Embed" ProgID="Visio.Drawing.11" ShapeID="_x0000_i1025" DrawAspect="Content" ObjectID="_1619382646" r:id="rId10"/>
         </w:object>
       </w:r>
     </w:p>
@@ -5578,7 +5578,7 @@
             <v:imagedata r:id="rId11" o:title=""/>
             <o:lock v:ext="edit" aspectratio="f"/>
           </v:shape>
-          <o:OLEObject Type="Embed" ProgID="Visio.Drawing.11" ShapeID="_x0000_i1026" DrawAspect="Content" ObjectID="_1619286711" r:id="rId12"/>
+          <o:OLEObject Type="Embed" ProgID="Visio.Drawing.11" ShapeID="_x0000_i1026" DrawAspect="Content" ObjectID="_1619382647" r:id="rId12"/>
         </w:object>
       </w:r>
     </w:p>
@@ -9773,12 +9773,69 @@
           </w:tcPr>
           <w:p>
             <w:pPr>
-              <w:pStyle w:val="a6"/>
+              <w:rPr>
+                <w:rFonts w:hint="eastAsia"/>
+              </w:rPr>
             </w:pPr>
             <w:r>
-              <w:rPr>
+              <w:t>14657.98</w:t>
+            </w:r>
+            <w:r>
+              <w:rPr>
+                <w:rFonts w:hint="eastAsia"/>
+              </w:rPr>
+              <w:t>（</w:t>
+            </w:r>
+            <w:r>
+              <w:t>string</w:t>
+            </w:r>
+            <w:r>
+              <w:rPr>
+                <w:rFonts w:hint="eastAsia"/>
+              </w:rPr>
+              <w:t>类型读）</w:t>
+            </w:r>
+            <w:r>
+              <w:t xml:space="preserve"> </w:t>
+            </w:r>
+          </w:p>
+          <w:p>
+            <w:r>
+              <w:t xml:space="preserve">12228.26 </w:t>
+            </w:r>
+            <w:r>
+              <w:rPr>
+                <w:rFonts w:hint="eastAsia"/>
+              </w:rPr>
+              <w:t>（</w:t>
+            </w:r>
+            <w:r>
+              <w:t>string</w:t>
+            </w:r>
+            <w:r>
+              <w:rPr>
+                <w:rFonts w:hint="eastAsia"/>
+              </w:rPr>
+              <w:t>类型写）</w:t>
+            </w:r>
+            <w:r>
+              <w:rPr>
+                <w:rFonts w:hint="eastAsia"/>
                 <w:color w:val="003366"/>
               </w:rPr>
+              <w:t>(</w:t>
+            </w:r>
+            <w:r>
+              <w:rPr>
+                <w:rFonts w:hint="eastAsia"/>
+                <w:color w:val="003366"/>
+              </w:rPr>
+              <w:t>原来</w:t>
+            </w:r>
+            <w:r>
+              <w:rPr>
+                <w:color w:val="003366"/>
+              </w:rPr>
               <w:t>3770.42</w:t>
             </w:r>
             <w:r>
@@ -9845,31 +9902,14 @@
               <w:rPr>
                 <w:color w:val="003366"/>
               </w:rPr>
-              <w:t>类型）（旧）</w:t>
-            </w:r>
-            <w:r>
-              <w:rPr>
+              <w:t>类型）</w:t>
+            </w:r>
+            <w:r>
+              <w:rPr>
+                <w:rFonts w:hint="eastAsia"/>
                 <w:color w:val="003366"/>
               </w:rPr>
-              <w:t>=&gt;14657.98</w:t>
-            </w:r>
-            <w:r>
-              <w:rPr>
-                <w:color w:val="003366"/>
-              </w:rPr>
-              <w:t>（</w:t>
-            </w:r>
-            <w:r>
-              <w:rPr>
-                <w:color w:val="003366"/>
-              </w:rPr>
-              <w:t>string</w:t>
-            </w:r>
-            <w:r>
-              <w:rPr>
-                <w:color w:val="003366"/>
-              </w:rPr>
-              <w:t>类型）（新）</w:t>
+              <w:t>)</w:t>
             </w:r>
           </w:p>
         </w:tc>
@@ -71676,7 +71716,7 @@
           <v:stroke joinstyle="miter"/>
           <v:path gradientshapeok="t" o:connecttype="rect"/>
         </v:shapetype>
-        <v:shape id="_x0000_s2049" type="#_x0000_t202" style="position:absolute;left:0;text-align:left;margin-left:208pt;margin-top:0;width:2in;height:2in;z-index:251658240;mso-wrap-style:none;mso-position-horizontal:right;mso-position-horizontal-relative:margin" o:gfxdata="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" filled="f" stroked="f" strokeweight=".5pt">
+        <v:shape id="_x0000_s2049" type="#_x0000_t202" style="position:absolute;left:0;text-align:left;margin-left:312pt;margin-top:0;width:2in;height:2in;z-index:251658240;mso-wrap-style:none;mso-position-horizontal:right;mso-position-horizontal-relative:margin" o:gfxdata="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" filled="f" stroked="f" strokeweight=".5pt">
           <v:textbox style="mso-fit-shape-to-text:t" inset="0,0,0,0">
             <w:txbxContent>
               <w:p>
@@ -71705,7 +71745,7 @@
                   <w:rPr>
                     <w:noProof/>
                   </w:rPr>
-                  <w:t>93</w:t>
+                  <w:t>17</w:t>
                 </w:r>
                 <w:r>
                   <w:rPr>
@@ -71978,6 +72018,7 @@
     <w:lsdException w:name="Outline List 1" w:semiHidden="1" w:uiPriority="99" w:unhideWhenUsed="1"/>
     <w:lsdException w:name="Outline List 2" w:semiHidden="1" w:uiPriority="99" w:unhideWhenUsed="1"/>
     <w:lsdException w:name="Outline List 3" w:semiHidden="1" w:uiPriority="99" w:unhideWhenUsed="1"/>
+    <w:lsdException w:name="Table Grid" w:qFormat="1"/>
     <w:lsdException w:name="Placeholder Text" w:semiHidden="1" w:uiPriority="99" w:unhideWhenUsed="1"/>
     <w:lsdException w:name="No Spacing" w:semiHidden="1" w:uiPriority="99" w:unhideWhenUsed="1"/>
     <w:lsdException w:name="Light Shading" w:uiPriority="60"/>
@@ -72545,6 +72586,35 @@
       <w:szCs w:val="18"/>
     </w:rPr>
   </w:style>
+  <w:style w:type="table" w:styleId="ae">
+    <w:name w:val="Table Grid"/>
+    <w:basedOn w:val="a1"/>
+    <w:qFormat/>
+    <w:rsid w:val="002C7A7B"/>
+    <w:pPr>
+      <w:widowControl w:val="0"/>
+      <w:adjustRightInd w:val="0"/>
+      <w:spacing w:before="100" w:after="100" w:line="324" w:lineRule="auto"/>
+      <w:textAlignment w:val="baseline"/>
+    </w:pPr>
+    <w:tblPr>
+      <w:tblInd w:w="0" w:type="dxa"/>
+      <w:tblBorders>
+        <w:top w:val="single" w:sz="4" w:space="0" w:color="auto"/>
+        <w:left w:val="single" w:sz="4" w:space="0" w:color="auto"/>
+        <w:bottom w:val="single" w:sz="4" w:space="0" w:color="auto"/>
+        <w:right w:val="single" w:sz="4" w:space="0" w:color="auto"/>
+        <w:insideH w:val="single" w:sz="4" w:space="0" w:color="auto"/>
+        <w:insideV w:val="single" w:sz="4" w:space="0" w:color="auto"/>
+      </w:tblBorders>
+      <w:tblCellMar>
+        <w:top w:w="0" w:type="dxa"/>
+        <w:left w:w="108" w:type="dxa"/>
+        <w:bottom w:w="0" w:type="dxa"/>
+        <w:right w:w="108" w:type="dxa"/>
+      </w:tblCellMar>
+    </w:tblPr>
+  </w:style>
 </w:styles>
 </file>
 

--- a/projects/数据分析项目功能分析.docx
+++ b/projects/数据分析项目功能分析.docx
@@ -5334,7 +5334,7 @@
             <v:imagedata r:id="rId9" o:title=""/>
             <o:lock v:ext="edit" aspectratio="f"/>
           </v:shape>
-          <o:OLEObject Type="Embed" ProgID="Visio.Drawing.11" ShapeID="_x0000_i1025" DrawAspect="Content" ObjectID="_1619382646" r:id="rId10"/>
+          <o:OLEObject Type="Embed" ProgID="Visio.Drawing.11" ShapeID="_x0000_i1025" DrawAspect="Content" ObjectID="_1619385227" r:id="rId10"/>
         </w:object>
       </w:r>
     </w:p>
@@ -5578,7 +5578,7 @@
             <v:imagedata r:id="rId11" o:title=""/>
             <o:lock v:ext="edit" aspectratio="f"/>
           </v:shape>
-          <o:OLEObject Type="Embed" ProgID="Visio.Drawing.11" ShapeID="_x0000_i1026" DrawAspect="Content" ObjectID="_1619382647" r:id="rId12"/>
+          <o:OLEObject Type="Embed" ProgID="Visio.Drawing.11" ShapeID="_x0000_i1026" DrawAspect="Content" ObjectID="_1619385228" r:id="rId12"/>
         </w:object>
       </w:r>
     </w:p>
@@ -9537,61 +9537,33 @@
               <w:rPr>
                 <w:color w:val="003366"/>
               </w:rPr>
+              <w:t>23255.81qps</w:t>
+            </w:r>
+            <w:r>
+              <w:rPr>
+                <w:rFonts w:hint="eastAsia"/>
+                <w:color w:val="003366"/>
+              </w:rPr>
+              <w:t>（原来</w:t>
+            </w:r>
+            <w:r>
+              <w:rPr>
+                <w:color w:val="003366"/>
+              </w:rPr>
+              <w:t>单进程</w:t>
+            </w:r>
+            <w:r>
+              <w:rPr>
+                <w:color w:val="003366"/>
+              </w:rPr>
               <w:t>8973.08qps</w:t>
             </w:r>
             <w:r>
               <w:rPr>
+                <w:rFonts w:hint="eastAsia"/>
                 <w:color w:val="003366"/>
               </w:rPr>
-              <w:t>（旧）</w:t>
-            </w:r>
-            <w:r>
-              <w:rPr>
-                <w:color w:val="003366"/>
-              </w:rPr>
-              <w:t>=&gt;</w:t>
-            </w:r>
-            <w:r>
-              <w:rPr>
-                <w:color w:val="003366"/>
-              </w:rPr>
-              <w:t>单进程</w:t>
-            </w:r>
-            <w:r>
-              <w:rPr>
-                <w:color w:val="003366"/>
-              </w:rPr>
-              <w:t>23255.81qps</w:t>
-            </w:r>
-            <w:r>
-              <w:rPr>
-                <w:color w:val="003366"/>
-              </w:rPr>
-              <w:t>（新）约为</w:t>
-            </w:r>
-            <w:r>
-              <w:rPr>
-                <w:color w:val="003366"/>
-              </w:rPr>
-              <w:t>nginx</w:t>
-            </w:r>
-            <w:r>
-              <w:rPr>
-                <w:color w:val="003366"/>
-              </w:rPr>
-              <w:t>的</w:t>
-            </w:r>
-            <w:r>
-              <w:rPr>
-                <w:color w:val="003366"/>
-              </w:rPr>
-              <w:t>2</w:t>
-            </w:r>
-            <w:r>
-              <w:rPr>
-                <w:color w:val="003366"/>
-              </w:rPr>
-              <w:t>倍</w:t>
+              <w:t>）</w:t>
             </w:r>
           </w:p>
         </w:tc>
@@ -9772,11 +9744,6 @@
             </w:tcMar>
           </w:tcPr>
           <w:p>
-            <w:pPr>
-              <w:rPr>
-                <w:rFonts w:hint="eastAsia"/>
-              </w:rPr>
-            </w:pPr>
             <w:r>
               <w:t>14657.98</w:t>
             </w:r>
@@ -71716,7 +71683,7 @@
           <v:stroke joinstyle="miter"/>
           <v:path gradientshapeok="t" o:connecttype="rect"/>
         </v:shapetype>
-        <v:shape id="_x0000_s2049" type="#_x0000_t202" style="position:absolute;left:0;text-align:left;margin-left:312pt;margin-top:0;width:2in;height:2in;z-index:251658240;mso-wrap-style:none;mso-position-horizontal:right;mso-position-horizontal-relative:margin" o:gfxdata="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" filled="f" stroked="f" strokeweight=".5pt">
+        <v:shape id="_x0000_s2049" type="#_x0000_t202" style="position:absolute;left:0;text-align:left;margin-left:416pt;margin-top:0;width:2in;height:2in;z-index:251658240;mso-wrap-style:none;mso-position-horizontal:right;mso-position-horizontal-relative:margin" o:gfxdata="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" filled="f" stroked="f" strokeweight=".5pt">
           <v:textbox style="mso-fit-shape-to-text:t" inset="0,0,0,0">
             <w:txbxContent>
               <w:p>
@@ -71745,7 +71712,7 @@
                   <w:rPr>
                     <w:noProof/>
                   </w:rPr>
-                  <w:t>17</w:t>
+                  <w:t>16</w:t>
                 </w:r>
                 <w:r>
                   <w:rPr>
